--- a/docs/Report.docx
+++ b/docs/Report.docx
@@ -1057,44 +1057,6 @@
           <w:szCs w:val="28"/>
         </w:rPr>
         <w:t>СПИСОК ИСПОЛЬЗОВАННОЙ ЛИТЕРАТУРЫ</w:t>
-      </w:r>
-    </w:p>
-    <w:p>
-      <w:pPr>
-        <w:keepNext/>
-        <w:keepLines/>
-        <w:pBdr>
-          <w:top w:val="nil"/>
-          <w:left w:val="nil"/>
-          <w:bottom w:val="nil"/>
-          <w:right w:val="nil"/>
-          <w:between w:val="nil"/>
-        </w:pBdr>
-        <w:spacing w:after="0" w:line="360" w:lineRule="auto"/>
-        <w:rPr>
-          <w:rFonts w:ascii="Times New Roman" w:eastAsia="Times New Roman" w:hAnsi="Times New Roman" w:cs="Times New Roman"/>
-          <w:color w:val="000000"/>
-          <w:sz w:val="28"/>
-          <w:szCs w:val="28"/>
-        </w:rPr>
-      </w:pPr>
-      <w:r>
-        <w:rPr>
-          <w:rFonts w:ascii="Times New Roman" w:eastAsia="Times New Roman" w:hAnsi="Times New Roman" w:cs="Times New Roman"/>
-          <w:color w:val="000000"/>
-          <w:sz w:val="28"/>
-          <w:szCs w:val="28"/>
-        </w:rPr>
-        <w:t>ПРИЛОЖЕНИЯ</w:t>
-      </w:r>
-      <w:r>
-        <w:rPr>
-          <w:rFonts w:ascii="Times New Roman" w:eastAsia="Times New Roman" w:hAnsi="Times New Roman" w:cs="Times New Roman"/>
-          <w:color w:val="000000"/>
-          <w:sz w:val="28"/>
-          <w:szCs w:val="28"/>
-        </w:rPr>
-        <w:t xml:space="preserve"> </w:t>
       </w:r>
     </w:p>
     <w:p/>
@@ -1110,6 +1072,7 @@
     <w:p/>
     <w:p/>
     <w:p/>
+    <w:p/>
     <w:p>
       <w:pPr>
         <w:pStyle w:val="a4"/>
@@ -1302,11 +1265,11 @@
         <w:jc w:val="both"/>
       </w:pPr>
       <w:r>
-        <w:t>размещение проекта в GitHub-</w:t>
+        <w:t xml:space="preserve">размещение проекта в </w:t>
       </w:r>
       <w:proofErr w:type="spellStart"/>
       <w:r>
-        <w:t>репозитории</w:t>
+        <w:t>GitHub-репозитории</w:t>
       </w:r>
       <w:proofErr w:type="spellEnd"/>
       <w:r>
@@ -1931,9 +1894,6 @@
         <w:t>Организационная структура</w:t>
       </w:r>
       <w:r>
-        <w:rPr>
-          <w:lang w:val="en-US"/>
-        </w:rPr>
         <w:t>:</w:t>
       </w:r>
     </w:p>
@@ -2069,9 +2029,6 @@
         <w:t>Описание деятельности</w:t>
       </w:r>
       <w:r>
-        <w:rPr>
-          <w:lang w:val="en-US"/>
-        </w:rPr>
         <w:t>:</w:t>
       </w:r>
     </w:p>
@@ -2516,12 +2473,14 @@
       <w:r>
         <w:t xml:space="preserve"> допустимо использовать как </w:t>
       </w:r>
+      <w:proofErr w:type="spellStart"/>
       <w:r>
         <w:rPr>
           <w:u w:val="single"/>
         </w:rPr>
         <w:t>GitHub</w:t>
       </w:r>
+      <w:proofErr w:type="spellEnd"/>
       <w:r>
         <w:t>, так и </w:t>
       </w:r>
@@ -2650,7 +2609,23 @@
       </w:r>
       <w:proofErr w:type="spellEnd"/>
       <w:r>
-        <w:t xml:space="preserve"> на GitHub или GitVerse на основе предоставленного шаблона.</w:t>
+        <w:t xml:space="preserve"> на </w:t>
+      </w:r>
+      <w:proofErr w:type="spellStart"/>
+      <w:r>
+        <w:t>GitHub</w:t>
+      </w:r>
+      <w:proofErr w:type="spellEnd"/>
+      <w:r>
+        <w:t> или </w:t>
+      </w:r>
+      <w:proofErr w:type="spellStart"/>
+      <w:r>
+        <w:t>GitVerse</w:t>
+      </w:r>
+      <w:proofErr w:type="spellEnd"/>
+      <w:r>
+        <w:t> на основе предоставленного шаблона.</w:t>
       </w:r>
     </w:p>
     <w:p>
@@ -3271,16 +3246,7 @@
           <w:szCs w:val="28"/>
         </w:rPr>
         <w:lastRenderedPageBreak/>
-        <w:t xml:space="preserve">4. </w:t>
-      </w:r>
-      <w:r>
-        <w:rPr>
-          <w:rFonts w:ascii="Times New Roman" w:eastAsia="Times New Roman" w:hAnsi="Times New Roman" w:cs="Times New Roman"/>
-          <w:color w:val="000000"/>
-          <w:sz w:val="28"/>
-          <w:szCs w:val="28"/>
-        </w:rPr>
-        <w:t>Описание достигнутых результатов по проектной практике</w:t>
+        <w:t>4. Описание достигнутых результатов по проектной практике</w:t>
       </w:r>
     </w:p>
     <w:p>
@@ -3370,16 +3336,519 @@
         <w:jc w:val="both"/>
       </w:pPr>
       <w:r>
-        <w:t xml:space="preserve">В ходе проекта также были разработаны удобные аналитические отчёты для руководства — по текучести кадров, возрастному и образовательному составу, выполнению бюджета фонда оплаты труда по подразделениям, что повысило качество управленческих решений. Дополнительным результатом стало обеспечение конфиденциальности персональных данных сотрудников за счёт разграничения прав доступа: теперь каждый пользователь системы видит только те сведения, которые необходимы ему для выполнения должностных обязанностей. По итогам внедрения информационной системы сроки обработки кадровых документов (заявлений, приказов, трудовых договоров) сократились в среднем на 60%, а удовлетворённость работой кадровой службы, измеренная методом анонимного опроса руководителей подразделений, выросла с 2,5 до 4,7 балла по пятибалльной шкале. Всего за три месяца промышленной эксплуатации системы было обработано более 1 200 кадровых событий (приём, увольнение, перевод, больничные, отпуска) без единой ошибки, что подтверждено актами внутренних аудитов. Таким образом, созданная информационная система учёта персонала полностью решила исходные проблемы заказчика, обеспечила соответствие регуляторным требованиям Центрального банка, снизила операционные риски и принесла измеримый экономический эффект, </w:t>
+        <w:t xml:space="preserve">В ходе проекта также были разработаны удобные аналитические отчёты для руководства — по текучести кадров, возрастному и образовательному составу, выполнению бюджета фонда оплаты труда по подразделениям, что повысило качество управленческих решений. Дополнительным результатом стало обеспечение конфиденциальности персональных данных сотрудников за счёт разграничения прав доступа: теперь каждый пользователь системы видит только те сведения, которые необходимы ему для выполнения должностных обязанностей. </w:t>
+      </w:r>
+    </w:p>
+    <w:p>
+      <w:pPr>
+        <w:pStyle w:val="a4"/>
+        <w:ind w:firstLine="708"/>
+        <w:jc w:val="both"/>
+      </w:pPr>
+      <w:r>
+        <w:t xml:space="preserve">По итогам внедрения информационной системы сроки обработки кадровых документов (заявлений, приказов, трудовых договоров) сократились в среднем на 60%, а удовлетворённость работой кадровой службы, измеренная методом анонимного опроса руководителей подразделений, выросла с 2,5 до 4,7 балла по пятибалльной шкале. Всего за три месяца промышленной эксплуатации системы было обработано более 1 200 кадровых событий (приём, увольнение, перевод, больничные, отпуска) без единой ошибки, что подтверждено актами внутренних аудитов. </w:t>
+      </w:r>
+    </w:p>
+    <w:p>
+      <w:pPr>
+        <w:pStyle w:val="a4"/>
+        <w:ind w:firstLine="708"/>
+        <w:jc w:val="both"/>
+      </w:pPr>
+      <w:r>
+        <w:t xml:space="preserve">Таким образом, созданная информационная система учёта персонала полностью решила исходные проблемы заказчика, обеспечила соответствие регуляторным требованиям Центрального банка, снизила операционные риски и принесла измеримый экономический эффект, </w:t>
+      </w:r>
+      <w:r>
+        <w:t>который, по предварительной оценке,</w:t>
+      </w:r>
+      <w:r>
+        <w:t xml:space="preserve"> составил около 4,2 миллиона рублей экономии в год за счёт сокращения трудозатрат и предотвращения штрафов.</w:t>
+      </w:r>
+      <w:r>
+        <w:t>\</w:t>
+      </w:r>
+    </w:p>
+    <w:p>
+      <w:pPr>
+        <w:pStyle w:val="a4"/>
+        <w:ind w:firstLine="708"/>
+        <w:jc w:val="both"/>
+      </w:pPr>
+    </w:p>
+    <w:p>
+      <w:pPr>
+        <w:pStyle w:val="a4"/>
+        <w:ind w:firstLine="708"/>
+        <w:jc w:val="both"/>
+      </w:pPr>
+    </w:p>
+    <w:p>
+      <w:pPr>
+        <w:pStyle w:val="a4"/>
+        <w:ind w:firstLine="708"/>
+        <w:jc w:val="center"/>
+      </w:pPr>
+      <w:r>
+        <w:lastRenderedPageBreak/>
+        <w:t>ЗАКЛЮЧЕНИЕ</w:t>
+      </w:r>
+    </w:p>
+    <w:p>
+      <w:pPr>
+        <w:pStyle w:val="a4"/>
+        <w:ind w:firstLine="708"/>
+        <w:jc w:val="both"/>
+      </w:pPr>
+      <w:r>
+        <w:t>В ходе прохождения проектной практики автором была полностью достигнута основная цель — разработана и внедрена информационная система учёта персонала для АО «Региональный кредитный альянс», обеспечивающая централизованное управление кадровыми данными банка с численностью персонала свыше 2 500 человек.</w:t>
+      </w:r>
+    </w:p>
+    <w:p>
+      <w:pPr>
+        <w:pStyle w:val="a4"/>
+        <w:ind w:firstLine="708"/>
+        <w:jc w:val="both"/>
+      </w:pPr>
+      <w:r>
+        <w:t>По итогам выполнения проекта можно сделать следующие ключевые выводы. Во-первых, анализ деятельности заказчика выявил критические недостатки «ручного» управления кадровым учётом и расчётом заработной платы, включая высокую вероятность ошибок, нарушение сроков сдачи отчётности в ЦБ РФ и низкую скорость обработки запросов руководства. Во-вторых, спроектированная и реализованная автором информационная система на платформе, совместимой с текущим ИТ-ландшафтом банка, позволила полностью устранить выявленные недостатки.</w:t>
+      </w:r>
+    </w:p>
+    <w:p>
+      <w:pPr>
+        <w:pStyle w:val="a4"/>
+        <w:ind w:firstLine="708"/>
+        <w:jc w:val="both"/>
+      </w:pPr>
+      <w:r>
+        <w:t>В результате внедрения системы достигнуты следующие практические результаты, подтверждённые актами заказчика:</w:t>
+      </w:r>
+    </w:p>
+    <w:p>
+      <w:pPr>
+        <w:pStyle w:val="a4"/>
+        <w:numPr>
+          <w:ilvl w:val="0"/>
+          <w:numId w:val="30"/>
+        </w:numPr>
+        <w:jc w:val="both"/>
+      </w:pPr>
+      <w:r>
+        <w:t>Сокращение времени на расчёт заработной платы с 3 дней до 4 часов;</w:t>
+      </w:r>
+    </w:p>
+    <w:p>
+      <w:pPr>
+        <w:pStyle w:val="a4"/>
+        <w:numPr>
+          <w:ilvl w:val="0"/>
+          <w:numId w:val="30"/>
+        </w:numPr>
+        <w:jc w:val="both"/>
+      </w:pPr>
+      <w:r>
+        <w:t>Снижение нагрузки на отдел кадров (оптимизация штата с 9 до 6 единиц) при росте объёма обрабатываемых документов на 30%;</w:t>
+      </w:r>
+    </w:p>
+    <w:p>
+      <w:pPr>
+        <w:pStyle w:val="a4"/>
+        <w:numPr>
+          <w:ilvl w:val="0"/>
+          <w:numId w:val="30"/>
+        </w:numPr>
+        <w:jc w:val="both"/>
+      </w:pPr>
+      <w:r>
+        <w:t>Ускорение формирования регламентированной отчётности для ЦБ РФ с 7–10 дней до 2 часов;</w:t>
+      </w:r>
+    </w:p>
+    <w:p>
+      <w:pPr>
+        <w:pStyle w:val="a4"/>
+        <w:numPr>
+          <w:ilvl w:val="0"/>
+          <w:numId w:val="30"/>
+        </w:numPr>
+        <w:jc w:val="both"/>
+      </w:pPr>
+      <w:r>
+        <w:t>Полная автоматизация учёта оценочных обязательств по Положению 465-П;</w:t>
+      </w:r>
+    </w:p>
+    <w:p>
+      <w:pPr>
+        <w:pStyle w:val="a4"/>
+        <w:numPr>
+          <w:ilvl w:val="0"/>
+          <w:numId w:val="30"/>
+        </w:numPr>
+        <w:jc w:val="both"/>
+      </w:pPr>
+      <w:r>
+        <w:t>Обеспечение информационной безопасности и разграничения доступа к персональным данным.</w:t>
+      </w:r>
+    </w:p>
+    <w:p>
+      <w:pPr>
+        <w:pStyle w:val="a4"/>
+        <w:ind w:firstLine="708"/>
+        <w:jc w:val="both"/>
+      </w:pPr>
+      <w:r>
+        <w:lastRenderedPageBreak/>
+        <w:t>Все поставленные в техническом задании требования реализованы в полном объёме. Система успешно интегрирована с АБС «RS</w:t>
+      </w:r>
+      <w:r>
+        <w:noBreakHyphen/>
+      </w:r>
+      <w:proofErr w:type="spellStart"/>
+      <w:r>
+        <w:t>Bank</w:t>
+      </w:r>
+      <w:proofErr w:type="spellEnd"/>
+      <w:r>
+        <w:t>» и системой документооборота, протестирована и введена в промышленную эксплуатацию. Предварительный экономический эффект от внедрения составил 4,2 миллиона рублей экономии в год за счёт сокращения трудозатрат и предотвращения штрафов за нарушение сроков отчётности.</w:t>
+      </w:r>
+    </w:p>
+    <w:p>
+      <w:pPr>
+        <w:pStyle w:val="a4"/>
+        <w:ind w:firstLine="708"/>
+        <w:jc w:val="both"/>
+      </w:pPr>
+      <w:r>
+        <w:t>Таким образом, задачи проектной практики можно считать выполненными досрочно и с высоким качеством. Полученный опыт разработки и внедрения корпоративной ИС в крупной финансовой организации позволил автору закрепить профессиональные компетенции в области системного анализа, проектирования баз данных и автоматизации бизнес-процессов. Результаты работы рекомендованы к тиражированию в других региональных банковских структурах со схожей организационной структурой.</w:t>
+      </w:r>
+    </w:p>
+    <w:p>
+      <w:pPr>
+        <w:pStyle w:val="a4"/>
+        <w:ind w:firstLine="708"/>
+        <w:jc w:val="both"/>
+      </w:pPr>
+      <w:r>
+        <w:t>Все поставленные задачи были выполнены, а именно</w:t>
+      </w:r>
+      <w:r>
+        <w:t>:</w:t>
+      </w:r>
+    </w:p>
+    <w:p>
+      <w:pPr>
+        <w:pStyle w:val="a4"/>
+        <w:numPr>
+          <w:ilvl w:val="0"/>
+          <w:numId w:val="12"/>
+        </w:numPr>
+        <w:jc w:val="both"/>
+      </w:pPr>
+      <w:r>
+        <w:t>ведение базы сотрудников;</w:t>
+      </w:r>
+    </w:p>
+    <w:p>
+      <w:pPr>
+        <w:pStyle w:val="a4"/>
+        <w:numPr>
+          <w:ilvl w:val="0"/>
+          <w:numId w:val="12"/>
+        </w:numPr>
+        <w:jc w:val="both"/>
+      </w:pPr>
+      <w:r>
+        <w:t>учёт подразделений банка;</w:t>
+      </w:r>
+    </w:p>
+    <w:p>
+      <w:pPr>
+        <w:pStyle w:val="a4"/>
+        <w:numPr>
+          <w:ilvl w:val="0"/>
+          <w:numId w:val="12"/>
+        </w:numPr>
+        <w:jc w:val="both"/>
+      </w:pPr>
+      <w:r>
+        <w:t>хранение кадровой информации;</w:t>
+      </w:r>
+    </w:p>
+    <w:p>
+      <w:pPr>
+        <w:pStyle w:val="a4"/>
+        <w:numPr>
+          <w:ilvl w:val="0"/>
+          <w:numId w:val="12"/>
+        </w:numPr>
+        <w:jc w:val="both"/>
+      </w:pPr>
+      <w:r>
+        <w:t>поиск и фильтрация сотрудников;</w:t>
+      </w:r>
+    </w:p>
+    <w:p>
+      <w:pPr>
+        <w:pStyle w:val="a4"/>
+        <w:numPr>
+          <w:ilvl w:val="0"/>
+          <w:numId w:val="12"/>
+        </w:numPr>
+        <w:jc w:val="both"/>
+      </w:pPr>
+      <w:r>
+        <w:t>просмотр статистики по персоналу;</w:t>
+      </w:r>
+    </w:p>
+    <w:p>
+      <w:pPr>
+        <w:pStyle w:val="a4"/>
+        <w:numPr>
+          <w:ilvl w:val="0"/>
+          <w:numId w:val="12"/>
+        </w:numPr>
+        <w:jc w:val="both"/>
+      </w:pPr>
+      <w:r>
+        <w:t>подготовка документации по проекту;</w:t>
+      </w:r>
+    </w:p>
+    <w:p>
+      <w:pPr>
+        <w:pStyle w:val="a4"/>
+        <w:numPr>
+          <w:ilvl w:val="0"/>
+          <w:numId w:val="12"/>
+        </w:numPr>
+        <w:jc w:val="both"/>
+      </w:pPr>
+      <w:r>
+        <w:t xml:space="preserve">размещение проекта в </w:t>
+      </w:r>
+      <w:proofErr w:type="spellStart"/>
+      <w:r>
+        <w:t>GitHub-репозитории</w:t>
+      </w:r>
+      <w:proofErr w:type="spellEnd"/>
+      <w:r>
+        <w:t>.</w:t>
+      </w:r>
+    </w:p>
+    <w:p>
+      <w:pPr>
+        <w:pStyle w:val="a4"/>
+        <w:ind w:firstLine="708"/>
+        <w:jc w:val="both"/>
+      </w:pPr>
+    </w:p>
+    <w:p>
+      <w:pPr>
+        <w:pStyle w:val="a4"/>
+        <w:ind w:firstLine="708"/>
+        <w:jc w:val="both"/>
+      </w:pPr>
+    </w:p>
+    <w:p>
+      <w:pPr>
+        <w:pStyle w:val="a4"/>
+        <w:ind w:firstLine="708"/>
+        <w:jc w:val="both"/>
+      </w:pPr>
+      <w:r>
+        <w:lastRenderedPageBreak/>
+        <w:t>СПИСОК ИСПОЛЬЗУЕМОЙ ЛИТЕРАТУРЫ</w:t>
+      </w:r>
+    </w:p>
+    <w:p>
+      <w:pPr>
+        <w:pStyle w:val="a4"/>
+        <w:ind w:firstLine="708"/>
+        <w:jc w:val="both"/>
+      </w:pPr>
+      <w:r>
+        <w:t xml:space="preserve">1. </w:t>
+      </w:r>
+      <w:hyperlink r:id="rId6" w:history="1">
+        <w:r>
+          <w:rPr>
+            <w:rStyle w:val="a7"/>
+          </w:rPr>
+          <w:t>https://git-scm.com/book/ru/v2</w:t>
+        </w:r>
+      </w:hyperlink>
+      <w:r>
+        <w:t xml:space="preserve"> - официальная книга </w:t>
+      </w:r>
+      <w:proofErr w:type="spellStart"/>
+      <w:r>
+        <w:rPr>
+          <w:lang w:val="en-US"/>
+        </w:rPr>
+        <w:t>Git</w:t>
+      </w:r>
+      <w:proofErr w:type="spellEnd"/>
+    </w:p>
+    <w:p>
+      <w:pPr>
+        <w:pStyle w:val="a4"/>
+        <w:ind w:firstLine="708"/>
+        <w:jc w:val="both"/>
+      </w:pPr>
+      <w:r>
+        <w:t xml:space="preserve">2. </w:t>
+      </w:r>
+      <w:hyperlink r:id="rId7" w:history="1">
+        <w:r>
+          <w:rPr>
+            <w:rStyle w:val="a7"/>
+          </w:rPr>
+          <w:t>https://docs.github.com/ru</w:t>
+        </w:r>
+      </w:hyperlink>
+      <w:r>
+        <w:t xml:space="preserve"> - документация </w:t>
+      </w:r>
+      <w:r>
+        <w:rPr>
+          <w:lang w:val="en-US"/>
+        </w:rPr>
+        <w:t>GitHub</w:t>
+      </w:r>
+      <w:r>
+        <w:t xml:space="preserve"> </w:t>
+      </w:r>
+    </w:p>
+    <w:p>
+      <w:pPr>
+        <w:pStyle w:val="a4"/>
+        <w:ind w:firstLine="708"/>
+        <w:jc w:val="both"/>
+      </w:pPr>
+      <w:r>
+        <w:t xml:space="preserve">3. </w:t>
+      </w:r>
+      <w:hyperlink r:id="rId8" w:history="1">
+        <w:r>
+          <w:rPr>
+            <w:rStyle w:val="a7"/>
+            <w:lang w:val="en-US"/>
+          </w:rPr>
+          <w:t>https</w:t>
+        </w:r>
+        <w:r>
+          <w:rPr>
+            <w:rStyle w:val="a7"/>
+          </w:rPr>
+          <w:t>://</w:t>
+        </w:r>
+        <w:proofErr w:type="spellStart"/>
+        <w:r>
+          <w:rPr>
+            <w:rStyle w:val="a7"/>
+            <w:lang w:val="en-US"/>
+          </w:rPr>
+          <w:t>habr</w:t>
+        </w:r>
+        <w:proofErr w:type="spellEnd"/>
+        <w:r>
+          <w:rPr>
+            <w:rStyle w:val="a7"/>
+          </w:rPr>
+          <w:t>.</w:t>
+        </w:r>
+        <w:r>
+          <w:rPr>
+            <w:rStyle w:val="a7"/>
+            <w:lang w:val="en-US"/>
+          </w:rPr>
+          <w:t>com</w:t>
+        </w:r>
+        <w:r>
+          <w:rPr>
+            <w:rStyle w:val="a7"/>
+          </w:rPr>
+          <w:t>/</w:t>
+        </w:r>
+        <w:proofErr w:type="spellStart"/>
+        <w:r>
+          <w:rPr>
+            <w:rStyle w:val="a7"/>
+            <w:lang w:val="en-US"/>
+          </w:rPr>
+          <w:t>ru</w:t>
+        </w:r>
+        <w:proofErr w:type="spellEnd"/>
+        <w:r>
+          <w:rPr>
+            <w:rStyle w:val="a7"/>
+          </w:rPr>
+          <w:t>/</w:t>
+        </w:r>
+        <w:r>
+          <w:rPr>
+            <w:rStyle w:val="a7"/>
+            <w:lang w:val="en-US"/>
+          </w:rPr>
+          <w:t>articles</w:t>
+        </w:r>
+        <w:r>
+          <w:rPr>
+            <w:rStyle w:val="a7"/>
+          </w:rPr>
+          <w:t>/548898/</w:t>
+        </w:r>
+      </w:hyperlink>
+      <w:r>
+        <w:t xml:space="preserve"> - </w:t>
+      </w:r>
+      <w:proofErr w:type="spellStart"/>
+      <w:r>
+        <w:rPr>
+          <w:lang w:val="en-US"/>
+        </w:rPr>
+        <w:t>DevTools</w:t>
+      </w:r>
+      <w:proofErr w:type="spellEnd"/>
+      <w:r>
+        <w:t xml:space="preserve"> </w:t>
+      </w:r>
+      <w:r>
+        <w:t>для начинающих</w:t>
+      </w:r>
+    </w:p>
+    <w:p>
+      <w:pPr>
+        <w:pStyle w:val="a4"/>
+        <w:ind w:firstLine="708"/>
+        <w:jc w:val="both"/>
+      </w:pPr>
+      <w:r>
+        <w:t xml:space="preserve">4. </w:t>
+      </w:r>
+      <w:hyperlink r:id="rId9" w:history="1">
+        <w:r>
+          <w:rPr>
+            <w:rStyle w:val="a7"/>
+          </w:rPr>
+          <w:t>https://doka.guide/</w:t>
+        </w:r>
+      </w:hyperlink>
+      <w:r>
+        <w:t xml:space="preserve"> - Дока </w:t>
+      </w:r>
+      <w:r>
+        <w:rPr>
+          <w:lang w:val="en-US"/>
+        </w:rPr>
+        <w:t>Guide</w:t>
       </w:r>
       <w:bookmarkStart w:id="0" w:name="_GoBack"/>
       <w:bookmarkEnd w:id="0"/>
-      <w:r>
-        <w:t>который, по предварительной оценке,</w:t>
-      </w:r>
-      <w:r>
-        <w:t xml:space="preserve"> составил около 4,2 миллиона рублей экономии в год за счёт сокращения трудозатрат и предотвращения штрафов.</w:t>
-      </w:r>
+    </w:p>
+    <w:p>
+      <w:pPr>
+        <w:pStyle w:val="a4"/>
+        <w:ind w:firstLine="708"/>
+        <w:jc w:val="both"/>
+      </w:pPr>
     </w:p>
     <w:sectPr>
       <w:pgSz w:w="11906" w:h="16838"/>
@@ -3543,6 +4012,268 @@
     </w:lvl>
   </w:abstractNum>
   <w:abstractNum w:abstractNumId="1" w15:restartNumberingAfterBreak="0">
+    <w:nsid w:val="06FC1DBF"/>
+    <w:multiLevelType w:val="hybridMultilevel"/>
+    <w:tmpl w:val="DF4E400E"/>
+    <w:lvl w:ilvl="0" w:tplc="04190001">
+      <w:start w:val="1"/>
+      <w:numFmt w:val="bullet"/>
+      <w:lvlText w:val=""/>
+      <w:lvlJc w:val="left"/>
+      <w:pPr>
+        <w:ind w:left="1428" w:hanging="360"/>
+      </w:pPr>
+      <w:rPr>
+        <w:rFonts w:ascii="Symbol" w:hAnsi="Symbol" w:hint="default"/>
+      </w:rPr>
+    </w:lvl>
+    <w:lvl w:ilvl="1" w:tplc="04190003" w:tentative="1">
+      <w:start w:val="1"/>
+      <w:numFmt w:val="bullet"/>
+      <w:lvlText w:val="o"/>
+      <w:lvlJc w:val="left"/>
+      <w:pPr>
+        <w:ind w:left="2148" w:hanging="360"/>
+      </w:pPr>
+      <w:rPr>
+        <w:rFonts w:ascii="Courier New" w:hAnsi="Courier New" w:cs="Courier New" w:hint="default"/>
+      </w:rPr>
+    </w:lvl>
+    <w:lvl w:ilvl="2" w:tplc="04190005" w:tentative="1">
+      <w:start w:val="1"/>
+      <w:numFmt w:val="bullet"/>
+      <w:lvlText w:val=""/>
+      <w:lvlJc w:val="left"/>
+      <w:pPr>
+        <w:ind w:left="2868" w:hanging="360"/>
+      </w:pPr>
+      <w:rPr>
+        <w:rFonts w:ascii="Wingdings" w:hAnsi="Wingdings" w:hint="default"/>
+      </w:rPr>
+    </w:lvl>
+    <w:lvl w:ilvl="3" w:tplc="04190001" w:tentative="1">
+      <w:start w:val="1"/>
+      <w:numFmt w:val="bullet"/>
+      <w:lvlText w:val=""/>
+      <w:lvlJc w:val="left"/>
+      <w:pPr>
+        <w:ind w:left="3588" w:hanging="360"/>
+      </w:pPr>
+      <w:rPr>
+        <w:rFonts w:ascii="Symbol" w:hAnsi="Symbol" w:hint="default"/>
+      </w:rPr>
+    </w:lvl>
+    <w:lvl w:ilvl="4" w:tplc="04190003" w:tentative="1">
+      <w:start w:val="1"/>
+      <w:numFmt w:val="bullet"/>
+      <w:lvlText w:val="o"/>
+      <w:lvlJc w:val="left"/>
+      <w:pPr>
+        <w:ind w:left="4308" w:hanging="360"/>
+      </w:pPr>
+      <w:rPr>
+        <w:rFonts w:ascii="Courier New" w:hAnsi="Courier New" w:cs="Courier New" w:hint="default"/>
+      </w:rPr>
+    </w:lvl>
+    <w:lvl w:ilvl="5" w:tplc="04190005" w:tentative="1">
+      <w:start w:val="1"/>
+      <w:numFmt w:val="bullet"/>
+      <w:lvlText w:val=""/>
+      <w:lvlJc w:val="left"/>
+      <w:pPr>
+        <w:ind w:left="5028" w:hanging="360"/>
+      </w:pPr>
+      <w:rPr>
+        <w:rFonts w:ascii="Wingdings" w:hAnsi="Wingdings" w:hint="default"/>
+      </w:rPr>
+    </w:lvl>
+    <w:lvl w:ilvl="6" w:tplc="04190001" w:tentative="1">
+      <w:start w:val="1"/>
+      <w:numFmt w:val="bullet"/>
+      <w:lvlText w:val=""/>
+      <w:lvlJc w:val="left"/>
+      <w:pPr>
+        <w:ind w:left="5748" w:hanging="360"/>
+      </w:pPr>
+      <w:rPr>
+        <w:rFonts w:ascii="Symbol" w:hAnsi="Symbol" w:hint="default"/>
+      </w:rPr>
+    </w:lvl>
+    <w:lvl w:ilvl="7" w:tplc="04190003" w:tentative="1">
+      <w:start w:val="1"/>
+      <w:numFmt w:val="bullet"/>
+      <w:lvlText w:val="o"/>
+      <w:lvlJc w:val="left"/>
+      <w:pPr>
+        <w:ind w:left="6468" w:hanging="360"/>
+      </w:pPr>
+      <w:rPr>
+        <w:rFonts w:ascii="Courier New" w:hAnsi="Courier New" w:cs="Courier New" w:hint="default"/>
+      </w:rPr>
+    </w:lvl>
+    <w:lvl w:ilvl="8" w:tplc="04190005" w:tentative="1">
+      <w:start w:val="1"/>
+      <w:numFmt w:val="bullet"/>
+      <w:lvlText w:val=""/>
+      <w:lvlJc w:val="left"/>
+      <w:pPr>
+        <w:ind w:left="7188" w:hanging="360"/>
+      </w:pPr>
+      <w:rPr>
+        <w:rFonts w:ascii="Wingdings" w:hAnsi="Wingdings" w:hint="default"/>
+      </w:rPr>
+    </w:lvl>
+  </w:abstractNum>
+  <w:abstractNum w:abstractNumId="2" w15:restartNumberingAfterBreak="0">
+    <w:nsid w:val="08DF7CCC"/>
+    <w:multiLevelType w:val="multilevel"/>
+    <w:tmpl w:val="FD30B316"/>
+    <w:lvl w:ilvl="0">
+      <w:start w:val="1"/>
+      <w:numFmt w:val="bullet"/>
+      <w:lvlText w:val=""/>
+      <w:lvlJc w:val="left"/>
+      <w:pPr>
+        <w:tabs>
+          <w:tab w:val="num" w:pos="720"/>
+        </w:tabs>
+        <w:ind w:left="720" w:hanging="360"/>
+      </w:pPr>
+      <w:rPr>
+        <w:rFonts w:ascii="Symbol" w:hAnsi="Symbol" w:hint="default"/>
+        <w:sz w:val="20"/>
+      </w:rPr>
+    </w:lvl>
+    <w:lvl w:ilvl="1" w:tentative="1">
+      <w:start w:val="1"/>
+      <w:numFmt w:val="bullet"/>
+      <w:lvlText w:val="o"/>
+      <w:lvlJc w:val="left"/>
+      <w:pPr>
+        <w:tabs>
+          <w:tab w:val="num" w:pos="1440"/>
+        </w:tabs>
+        <w:ind w:left="1440" w:hanging="360"/>
+      </w:pPr>
+      <w:rPr>
+        <w:rFonts w:ascii="Courier New" w:hAnsi="Courier New" w:hint="default"/>
+        <w:sz w:val="20"/>
+      </w:rPr>
+    </w:lvl>
+    <w:lvl w:ilvl="2" w:tentative="1">
+      <w:start w:val="1"/>
+      <w:numFmt w:val="bullet"/>
+      <w:lvlText w:val=""/>
+      <w:lvlJc w:val="left"/>
+      <w:pPr>
+        <w:tabs>
+          <w:tab w:val="num" w:pos="2160"/>
+        </w:tabs>
+        <w:ind w:left="2160" w:hanging="360"/>
+      </w:pPr>
+      <w:rPr>
+        <w:rFonts w:ascii="Wingdings" w:hAnsi="Wingdings" w:hint="default"/>
+        <w:sz w:val="20"/>
+      </w:rPr>
+    </w:lvl>
+    <w:lvl w:ilvl="3" w:tentative="1">
+      <w:start w:val="1"/>
+      <w:numFmt w:val="bullet"/>
+      <w:lvlText w:val=""/>
+      <w:lvlJc w:val="left"/>
+      <w:pPr>
+        <w:tabs>
+          <w:tab w:val="num" w:pos="2880"/>
+        </w:tabs>
+        <w:ind w:left="2880" w:hanging="360"/>
+      </w:pPr>
+      <w:rPr>
+        <w:rFonts w:ascii="Wingdings" w:hAnsi="Wingdings" w:hint="default"/>
+        <w:sz w:val="20"/>
+      </w:rPr>
+    </w:lvl>
+    <w:lvl w:ilvl="4" w:tentative="1">
+      <w:start w:val="1"/>
+      <w:numFmt w:val="bullet"/>
+      <w:lvlText w:val=""/>
+      <w:lvlJc w:val="left"/>
+      <w:pPr>
+        <w:tabs>
+          <w:tab w:val="num" w:pos="3600"/>
+        </w:tabs>
+        <w:ind w:left="3600" w:hanging="360"/>
+      </w:pPr>
+      <w:rPr>
+        <w:rFonts w:ascii="Wingdings" w:hAnsi="Wingdings" w:hint="default"/>
+        <w:sz w:val="20"/>
+      </w:rPr>
+    </w:lvl>
+    <w:lvl w:ilvl="5" w:tentative="1">
+      <w:start w:val="1"/>
+      <w:numFmt w:val="bullet"/>
+      <w:lvlText w:val=""/>
+      <w:lvlJc w:val="left"/>
+      <w:pPr>
+        <w:tabs>
+          <w:tab w:val="num" w:pos="4320"/>
+        </w:tabs>
+        <w:ind w:left="4320" w:hanging="360"/>
+      </w:pPr>
+      <w:rPr>
+        <w:rFonts w:ascii="Wingdings" w:hAnsi="Wingdings" w:hint="default"/>
+        <w:sz w:val="20"/>
+      </w:rPr>
+    </w:lvl>
+    <w:lvl w:ilvl="6" w:tentative="1">
+      <w:start w:val="1"/>
+      <w:numFmt w:val="bullet"/>
+      <w:lvlText w:val=""/>
+      <w:lvlJc w:val="left"/>
+      <w:pPr>
+        <w:tabs>
+          <w:tab w:val="num" w:pos="5040"/>
+        </w:tabs>
+        <w:ind w:left="5040" w:hanging="360"/>
+      </w:pPr>
+      <w:rPr>
+        <w:rFonts w:ascii="Wingdings" w:hAnsi="Wingdings" w:hint="default"/>
+        <w:sz w:val="20"/>
+      </w:rPr>
+    </w:lvl>
+    <w:lvl w:ilvl="7" w:tentative="1">
+      <w:start w:val="1"/>
+      <w:numFmt w:val="bullet"/>
+      <w:lvlText w:val=""/>
+      <w:lvlJc w:val="left"/>
+      <w:pPr>
+        <w:tabs>
+          <w:tab w:val="num" w:pos="5760"/>
+        </w:tabs>
+        <w:ind w:left="5760" w:hanging="360"/>
+      </w:pPr>
+      <w:rPr>
+        <w:rFonts w:ascii="Wingdings" w:hAnsi="Wingdings" w:hint="default"/>
+        <w:sz w:val="20"/>
+      </w:rPr>
+    </w:lvl>
+    <w:lvl w:ilvl="8" w:tentative="1">
+      <w:start w:val="1"/>
+      <w:numFmt w:val="bullet"/>
+      <w:lvlText w:val=""/>
+      <w:lvlJc w:val="left"/>
+      <w:pPr>
+        <w:tabs>
+          <w:tab w:val="num" w:pos="6480"/>
+        </w:tabs>
+        <w:ind w:left="6480" w:hanging="360"/>
+      </w:pPr>
+      <w:rPr>
+        <w:rFonts w:ascii="Wingdings" w:hAnsi="Wingdings" w:hint="default"/>
+        <w:sz w:val="20"/>
+      </w:rPr>
+    </w:lvl>
+  </w:abstractNum>
+  <w:abstractNum w:abstractNumId="3" w15:restartNumberingAfterBreak="0">
     <w:nsid w:val="0A382F18"/>
     <w:multiLevelType w:val="hybridMultilevel"/>
     <w:tmpl w:val="F0C663BA"/>
@@ -3628,7 +4359,7 @@
       </w:pPr>
     </w:lvl>
   </w:abstractNum>
-  <w:abstractNum w:abstractNumId="2" w15:restartNumberingAfterBreak="0">
+  <w:abstractNum w:abstractNumId="4" w15:restartNumberingAfterBreak="0">
     <w:nsid w:val="0B1B2ABF"/>
     <w:multiLevelType w:val="multilevel"/>
     <w:tmpl w:val="4730894C"/>
@@ -3777,7 +4508,7 @@
       </w:rPr>
     </w:lvl>
   </w:abstractNum>
-  <w:abstractNum w:abstractNumId="3" w15:restartNumberingAfterBreak="0">
+  <w:abstractNum w:abstractNumId="5" w15:restartNumberingAfterBreak="0">
     <w:nsid w:val="0DCA2075"/>
     <w:multiLevelType w:val="hybridMultilevel"/>
     <w:tmpl w:val="A716745A"/>
@@ -3890,7 +4621,7 @@
       </w:rPr>
     </w:lvl>
   </w:abstractNum>
-  <w:abstractNum w:abstractNumId="4" w15:restartNumberingAfterBreak="0">
+  <w:abstractNum w:abstractNumId="6" w15:restartNumberingAfterBreak="0">
     <w:nsid w:val="122E110A"/>
     <w:multiLevelType w:val="hybridMultilevel"/>
     <w:tmpl w:val="D0DE7CAC"/>
@@ -4003,7 +4734,7 @@
       </w:rPr>
     </w:lvl>
   </w:abstractNum>
-  <w:abstractNum w:abstractNumId="5" w15:restartNumberingAfterBreak="0">
+  <w:abstractNum w:abstractNumId="7" w15:restartNumberingAfterBreak="0">
     <w:nsid w:val="15790112"/>
     <w:multiLevelType w:val="hybridMultilevel"/>
     <w:tmpl w:val="5B82E8B4"/>
@@ -4116,7 +4847,7 @@
       </w:rPr>
     </w:lvl>
   </w:abstractNum>
-  <w:abstractNum w:abstractNumId="6" w15:restartNumberingAfterBreak="0">
+  <w:abstractNum w:abstractNumId="8" w15:restartNumberingAfterBreak="0">
     <w:nsid w:val="1AB2481A"/>
     <w:multiLevelType w:val="hybridMultilevel"/>
     <w:tmpl w:val="C3E83FA0"/>
@@ -4229,7 +4960,7 @@
       </w:rPr>
     </w:lvl>
   </w:abstractNum>
-  <w:abstractNum w:abstractNumId="7" w15:restartNumberingAfterBreak="0">
+  <w:abstractNum w:abstractNumId="9" w15:restartNumberingAfterBreak="0">
     <w:nsid w:val="20866A0B"/>
     <w:multiLevelType w:val="hybridMultilevel"/>
     <w:tmpl w:val="5BB6AE2A"/>
@@ -4319,7 +5050,7 @@
       </w:pPr>
     </w:lvl>
   </w:abstractNum>
-  <w:abstractNum w:abstractNumId="8" w15:restartNumberingAfterBreak="0">
+  <w:abstractNum w:abstractNumId="10" w15:restartNumberingAfterBreak="0">
     <w:nsid w:val="23C272BE"/>
     <w:multiLevelType w:val="hybridMultilevel"/>
     <w:tmpl w:val="683AF4F2"/>
@@ -4432,7 +5163,7 @@
       </w:rPr>
     </w:lvl>
   </w:abstractNum>
-  <w:abstractNum w:abstractNumId="9" w15:restartNumberingAfterBreak="0">
+  <w:abstractNum w:abstractNumId="11" w15:restartNumberingAfterBreak="0">
     <w:nsid w:val="2801708C"/>
     <w:multiLevelType w:val="hybridMultilevel"/>
     <w:tmpl w:val="DE14442E"/>
@@ -4545,7 +5276,7 @@
       </w:rPr>
     </w:lvl>
   </w:abstractNum>
-  <w:abstractNum w:abstractNumId="10" w15:restartNumberingAfterBreak="0">
+  <w:abstractNum w:abstractNumId="12" w15:restartNumberingAfterBreak="0">
     <w:nsid w:val="30A021AB"/>
     <w:multiLevelType w:val="hybridMultilevel"/>
     <w:tmpl w:val="B0FC3100"/>
@@ -4658,7 +5389,7 @@
       </w:rPr>
     </w:lvl>
   </w:abstractNum>
-  <w:abstractNum w:abstractNumId="11" w15:restartNumberingAfterBreak="0">
+  <w:abstractNum w:abstractNumId="13" w15:restartNumberingAfterBreak="0">
     <w:nsid w:val="30E44B19"/>
     <w:multiLevelType w:val="multilevel"/>
     <w:tmpl w:val="A266A4A0"/>
@@ -4807,7 +5538,7 @@
       </w:rPr>
     </w:lvl>
   </w:abstractNum>
-  <w:abstractNum w:abstractNumId="12" w15:restartNumberingAfterBreak="0">
+  <w:abstractNum w:abstractNumId="14" w15:restartNumberingAfterBreak="0">
     <w:nsid w:val="365D3CD6"/>
     <w:multiLevelType w:val="hybridMultilevel"/>
     <w:tmpl w:val="23D63940"/>
@@ -4920,7 +5651,7 @@
       </w:rPr>
     </w:lvl>
   </w:abstractNum>
-  <w:abstractNum w:abstractNumId="13" w15:restartNumberingAfterBreak="0">
+  <w:abstractNum w:abstractNumId="15" w15:restartNumberingAfterBreak="0">
     <w:nsid w:val="3F834F5A"/>
     <w:multiLevelType w:val="hybridMultilevel"/>
     <w:tmpl w:val="FB42AA40"/>
@@ -5033,7 +5764,7 @@
       </w:rPr>
     </w:lvl>
   </w:abstractNum>
-  <w:abstractNum w:abstractNumId="14" w15:restartNumberingAfterBreak="0">
+  <w:abstractNum w:abstractNumId="16" w15:restartNumberingAfterBreak="0">
     <w:nsid w:val="40385C3A"/>
     <w:multiLevelType w:val="multilevel"/>
     <w:tmpl w:val="BA944222"/>
@@ -5182,7 +5913,7 @@
       </w:rPr>
     </w:lvl>
   </w:abstractNum>
-  <w:abstractNum w:abstractNumId="15" w15:restartNumberingAfterBreak="0">
+  <w:abstractNum w:abstractNumId="17" w15:restartNumberingAfterBreak="0">
     <w:nsid w:val="43B9434E"/>
     <w:multiLevelType w:val="hybridMultilevel"/>
     <w:tmpl w:val="99168952"/>
@@ -5295,7 +6026,7 @@
       </w:rPr>
     </w:lvl>
   </w:abstractNum>
-  <w:abstractNum w:abstractNumId="16" w15:restartNumberingAfterBreak="0">
+  <w:abstractNum w:abstractNumId="18" w15:restartNumberingAfterBreak="0">
     <w:nsid w:val="4DBD10B4"/>
     <w:multiLevelType w:val="multilevel"/>
     <w:tmpl w:val="E524548A"/>
@@ -5408,7 +6139,7 @@
       </w:pPr>
     </w:lvl>
   </w:abstractNum>
-  <w:abstractNum w:abstractNumId="17" w15:restartNumberingAfterBreak="0">
+  <w:abstractNum w:abstractNumId="19" w15:restartNumberingAfterBreak="0">
     <w:nsid w:val="517A0F08"/>
     <w:multiLevelType w:val="multilevel"/>
     <w:tmpl w:val="AC6891FE"/>
@@ -5529,7 +6260,7 @@
       </w:pPr>
     </w:lvl>
   </w:abstractNum>
-  <w:abstractNum w:abstractNumId="18" w15:restartNumberingAfterBreak="0">
+  <w:abstractNum w:abstractNumId="20" w15:restartNumberingAfterBreak="0">
     <w:nsid w:val="52490274"/>
     <w:multiLevelType w:val="hybridMultilevel"/>
     <w:tmpl w:val="9BDE0578"/>
@@ -5642,7 +6373,7 @@
       </w:rPr>
     </w:lvl>
   </w:abstractNum>
-  <w:abstractNum w:abstractNumId="19" w15:restartNumberingAfterBreak="0">
+  <w:abstractNum w:abstractNumId="21" w15:restartNumberingAfterBreak="0">
     <w:nsid w:val="52665399"/>
     <w:multiLevelType w:val="multilevel"/>
     <w:tmpl w:val="99A2775A"/>
@@ -5791,7 +6522,7 @@
       </w:rPr>
     </w:lvl>
   </w:abstractNum>
-  <w:abstractNum w:abstractNumId="20" w15:restartNumberingAfterBreak="0">
+  <w:abstractNum w:abstractNumId="22" w15:restartNumberingAfterBreak="0">
     <w:nsid w:val="5D9A204A"/>
     <w:multiLevelType w:val="multilevel"/>
     <w:tmpl w:val="D532874C"/>
@@ -5940,7 +6671,7 @@
       </w:rPr>
     </w:lvl>
   </w:abstractNum>
-  <w:abstractNum w:abstractNumId="21" w15:restartNumberingAfterBreak="0">
+  <w:abstractNum w:abstractNumId="23" w15:restartNumberingAfterBreak="0">
     <w:nsid w:val="65676B89"/>
     <w:multiLevelType w:val="multilevel"/>
     <w:tmpl w:val="733066A0"/>
@@ -6089,7 +6820,7 @@
       </w:rPr>
     </w:lvl>
   </w:abstractNum>
-  <w:abstractNum w:abstractNumId="22" w15:restartNumberingAfterBreak="0">
+  <w:abstractNum w:abstractNumId="24" w15:restartNumberingAfterBreak="0">
     <w:nsid w:val="687D5DE0"/>
     <w:multiLevelType w:val="hybridMultilevel"/>
     <w:tmpl w:val="626C2E86"/>
@@ -6202,7 +6933,7 @@
       </w:rPr>
     </w:lvl>
   </w:abstractNum>
-  <w:abstractNum w:abstractNumId="23" w15:restartNumberingAfterBreak="0">
+  <w:abstractNum w:abstractNumId="25" w15:restartNumberingAfterBreak="0">
     <w:nsid w:val="6CBD5197"/>
     <w:multiLevelType w:val="multilevel"/>
     <w:tmpl w:val="B8E6D10A"/>
@@ -6351,7 +7082,7 @@
       </w:rPr>
     </w:lvl>
   </w:abstractNum>
-  <w:abstractNum w:abstractNumId="24" w15:restartNumberingAfterBreak="0">
+  <w:abstractNum w:abstractNumId="26" w15:restartNumberingAfterBreak="0">
     <w:nsid w:val="6D2F62EE"/>
     <w:multiLevelType w:val="hybridMultilevel"/>
     <w:tmpl w:val="10000B5A"/>
@@ -6464,7 +7195,7 @@
       </w:rPr>
     </w:lvl>
   </w:abstractNum>
-  <w:abstractNum w:abstractNumId="25" w15:restartNumberingAfterBreak="0">
+  <w:abstractNum w:abstractNumId="27" w15:restartNumberingAfterBreak="0">
     <w:nsid w:val="6F170BCB"/>
     <w:multiLevelType w:val="hybridMultilevel"/>
     <w:tmpl w:val="36B2C4E6"/>
@@ -6577,7 +7308,7 @@
       </w:rPr>
     </w:lvl>
   </w:abstractNum>
-  <w:abstractNum w:abstractNumId="26" w15:restartNumberingAfterBreak="0">
+  <w:abstractNum w:abstractNumId="28" w15:restartNumberingAfterBreak="0">
     <w:nsid w:val="73427C89"/>
     <w:multiLevelType w:val="multilevel"/>
     <w:tmpl w:val="B42685BA"/>
@@ -6726,7 +7457,7 @@
       </w:rPr>
     </w:lvl>
   </w:abstractNum>
-  <w:abstractNum w:abstractNumId="27" w15:restartNumberingAfterBreak="0">
+  <w:abstractNum w:abstractNumId="29" w15:restartNumberingAfterBreak="0">
     <w:nsid w:val="77B52518"/>
     <w:multiLevelType w:val="hybridMultilevel"/>
     <w:tmpl w:val="74823E9E"/>
@@ -6840,88 +7571,94 @@
     </w:lvl>
   </w:abstractNum>
   <w:num w:numId="1">
-    <w:abstractNumId w:val="7"/>
+    <w:abstractNumId w:val="9"/>
   </w:num>
   <w:num w:numId="2">
-    <w:abstractNumId w:val="13"/>
+    <w:abstractNumId w:val="15"/>
   </w:num>
   <w:num w:numId="3">
-    <w:abstractNumId w:val="26"/>
+    <w:abstractNumId w:val="28"/>
   </w:num>
   <w:num w:numId="4">
-    <w:abstractNumId w:val="6"/>
+    <w:abstractNumId w:val="8"/>
   </w:num>
   <w:num w:numId="5">
-    <w:abstractNumId w:val="2"/>
+    <w:abstractNumId w:val="4"/>
   </w:num>
   <w:num w:numId="6">
+    <w:abstractNumId w:val="23"/>
+  </w:num>
+  <w:num w:numId="7">
+    <w:abstractNumId w:val="18"/>
+  </w:num>
+  <w:num w:numId="8">
+    <w:abstractNumId w:val="10"/>
+  </w:num>
+  <w:num w:numId="9">
+    <w:abstractNumId w:val="17"/>
+  </w:num>
+  <w:num w:numId="10">
+    <w:abstractNumId w:val="3"/>
+  </w:num>
+  <w:num w:numId="11">
     <w:abstractNumId w:val="21"/>
   </w:num>
-  <w:num w:numId="7">
-    <w:abstractNumId w:val="16"/>
-  </w:num>
-  <w:num w:numId="8">
-    <w:abstractNumId w:val="8"/>
-  </w:num>
-  <w:num w:numId="9">
-    <w:abstractNumId w:val="15"/>
-  </w:num>
-  <w:num w:numId="10">
-    <w:abstractNumId w:val="1"/>
-  </w:num>
-  <w:num w:numId="11">
-    <w:abstractNumId w:val="19"/>
-  </w:num>
   <w:num w:numId="12">
-    <w:abstractNumId w:val="10"/>
+    <w:abstractNumId w:val="12"/>
   </w:num>
   <w:num w:numId="13">
-    <w:abstractNumId w:val="23"/>
+    <w:abstractNumId w:val="25"/>
   </w:num>
   <w:num w:numId="14">
-    <w:abstractNumId w:val="20"/>
+    <w:abstractNumId w:val="22"/>
   </w:num>
   <w:num w:numId="15">
     <w:abstractNumId w:val="0"/>
   </w:num>
   <w:num w:numId="16">
+    <w:abstractNumId w:val="16"/>
+  </w:num>
+  <w:num w:numId="17">
+    <w:abstractNumId w:val="11"/>
+  </w:num>
+  <w:num w:numId="18">
+    <w:abstractNumId w:val="5"/>
+  </w:num>
+  <w:num w:numId="19">
+    <w:abstractNumId w:val="6"/>
+  </w:num>
+  <w:num w:numId="20">
     <w:abstractNumId w:val="14"/>
   </w:num>
-  <w:num w:numId="17">
-    <w:abstractNumId w:val="9"/>
-  </w:num>
-  <w:num w:numId="18">
-    <w:abstractNumId w:val="3"/>
-  </w:num>
-  <w:num w:numId="19">
-    <w:abstractNumId w:val="4"/>
-  </w:num>
-  <w:num w:numId="20">
-    <w:abstractNumId w:val="12"/>
-  </w:num>
   <w:num w:numId="21">
-    <w:abstractNumId w:val="25"/>
+    <w:abstractNumId w:val="27"/>
   </w:num>
   <w:num w:numId="22">
-    <w:abstractNumId w:val="11"/>
+    <w:abstractNumId w:val="13"/>
   </w:num>
   <w:num w:numId="23">
-    <w:abstractNumId w:val="22"/>
+    <w:abstractNumId w:val="24"/>
   </w:num>
   <w:num w:numId="24">
-    <w:abstractNumId w:val="17"/>
+    <w:abstractNumId w:val="19"/>
   </w:num>
   <w:num w:numId="25">
-    <w:abstractNumId w:val="24"/>
+    <w:abstractNumId w:val="26"/>
   </w:num>
   <w:num w:numId="26">
-    <w:abstractNumId w:val="27"/>
+    <w:abstractNumId w:val="29"/>
   </w:num>
   <w:num w:numId="27">
-    <w:abstractNumId w:val="18"/>
+    <w:abstractNumId w:val="20"/>
   </w:num>
   <w:num w:numId="28">
-    <w:abstractNumId w:val="5"/>
+    <w:abstractNumId w:val="7"/>
+  </w:num>
+  <w:num w:numId="29">
+    <w:abstractNumId w:val="2"/>
+  </w:num>
+  <w:num w:numId="30">
+    <w:abstractNumId w:val="1"/>
   </w:num>
 </w:numbering>
 </file>
